--- a/downloads/documents/05 Materials/Unit 04/Slides/Slides 04.04 - Conserving Energy and Water the Home Energy Audit.docx
+++ b/downloads/documents/05 Materials/Unit 04/Slides/Slides 04.04 - Conserving Energy and Water the Home Energy Audit.docx
@@ -463,7 +463,25 @@
         <w:t xml:space="preserve">“</w:t>
       </w:r>
       <w:r>
-        <w:t xml:space="preserve">define conservation as it applies to energy.</w:t>
+        <w:t xml:space="preserve">Define</w:t>
+      </w:r>
+      <w:r>
+        <w:t xml:space="preserve"> </w:t>
+      </w:r>
+      <w:r>
+        <w:t xml:space="preserve">‘</w:t>
+      </w:r>
+      <w:r>
+        <w:t xml:space="preserve">conservation</w:t>
+      </w:r>
+      <w:r>
+        <w:t xml:space="preserve">’</w:t>
+      </w:r>
+      <w:r>
+        <w:t xml:space="preserve"> </w:t>
+      </w:r>
+      <w:r>
+        <w:t xml:space="preserve">as it applies to energy.</w:t>
       </w:r>
       <w:r>
         <w:t xml:space="preserve">”</w:t>
